--- a/docs/Sawn_Report.docx
+++ b/docs/Sawn_Report.docx
@@ -1682,7 +1682,21 @@
         <w:rPr>
           <w:rFonts w:ascii="Times New Roman" w:eastAsia="Times New Roman" w:hAnsi="Times New Roman" w:cs="Times New Roman"/>
         </w:rPr>
-        <w:t xml:space="preserve"> A demo video with English subtitles, seven minutes or less. </w:t>
+        <w:t xml:space="preserve"> A demo video with English subtitles, seven minutes or less, at </w:t>
+      </w:r>
+      <w:hyperlink r:id="rId14">
+        <w:r>
+          <w:rPr>
+            <w:rStyle w:val="Hyperlink"/>
+          </w:rPr>
+          <w:t>youtu.be/0P5f7jlFg7A</w:t>
+        </w:r>
+      </w:hyperlink>
+      <w:r>
+        <w:rPr>
+          <w:rFonts w:ascii="Times New Roman" w:eastAsia="Times New Roman" w:hAnsi="Times New Roman" w:cs="Times New Roman"/>
+        </w:rPr>
+        <w:t xml:space="preserve">. </w:t>
       </w:r>
     </w:p>
     <w:p>
@@ -1788,7 +1802,7 @@
         <w:rPr>
           <w:rFonts w:ascii="Times New Roman" w:eastAsia="Times New Roman" w:hAnsi="Times New Roman" w:cs="Times New Roman"/>
         </w:rPr>
-        <w:t xml:space="preserve">, and the wireframes at </w:t>
+        <w:t xml:space="preserve">, the wireframes at </w:t>
       </w:r>
       <w:hyperlink r:id="rId11">
         <w:r>
@@ -1796,6 +1810,20 @@
             <w:rStyle w:val="Hyperlink"/>
           </w:rPr>
           <w:t>figma.com</w:t>
+        </w:r>
+      </w:hyperlink>
+      <w:r>
+        <w:rPr>
+          <w:rFonts w:ascii="Times New Roman" w:eastAsia="Times New Roman" w:hAnsi="Times New Roman" w:cs="Times New Roman"/>
+        </w:rPr>
+        <w:t xml:space="preserve">, and the demo video at </w:t>
+      </w:r>
+      <w:hyperlink r:id="rId14">
+        <w:r>
+          <w:rPr>
+            <w:rStyle w:val="Hyperlink"/>
+          </w:rPr>
+          <w:t>youtu.be/0P5f7jlFg7A</w:t>
         </w:r>
       </w:hyperlink>
       <w:r>
